--- a/Introduccion a la Ingenieria/Kit docente/Clase 12/Solucion Taller Clase 12 - Ficha de avance y plan de ajustes.docx
+++ b/Introduccion a la Ingenieria/Kit docente/Clase 12/Solucion Taller Clase 12 - Ficha de avance y plan de ajustes.docx
@@ -38,6 +38,7 @@
       <w:r>
         <w:rPr>
           <w:rFonts w:ascii="Consolas" w:hAnsi="Consolas"/>
+          <w:b w:val="0"/>
           <w:i/>
           <w:color w:val="111111"/>
           <w:sz w:val="20"/>
@@ -236,7 +237,7 @@
           <w:color w:val="4A4A49"/>
           <w:sz w:val="22"/>
         </w:rPr>
-        <w:t xml:space="preserve"> la ficha de avance en el documento del equipo, y —al cerrar— las dos cosas que van a ajustar escritas en su columna del muro de Padlet · </w:t>
+        <w:t xml:space="preserve"> la ficha de avance de cinco bloques en el documento del equipo —el quinto, el plan de ajustes, se llena al cerrar— y las dos cosas que van a ajustar escritas también en su columna del muro, para que el curso las vea · </w:t>
       </w:r>
       <w:r>
         <w:rPr>
@@ -1838,6 +1839,211 @@
           <w:color w:val="1A1C1D"/>
           <w:sz w:val="32"/>
         </w:rPr>
+        <w:t>5. EL PLAN DE AJUSTES</w:t>
+      </w:r>
+    </w:p>
+    <w:p>
+      <w:r>
+        <w:rPr>
+          <w:b/>
+          <w:color w:val="4A4A49"/>
+          <w:sz w:val="22"/>
+        </w:rPr>
+        <w:t>Se pedía:</w:t>
+      </w:r>
+      <w:r>
+        <w:rPr>
+          <w:b w:val="0"/>
+          <w:color w:val="4A4A49"/>
+          <w:sz w:val="22"/>
+        </w:rPr>
+        <w:t xml:space="preserve"> Las </w:t>
+      </w:r>
+      <w:r>
+        <w:rPr>
+          <w:b/>
+          <w:color w:val="4A4A49"/>
+          <w:sz w:val="22"/>
+        </w:rPr>
+        <w:t>dos cosas</w:t>
+      </w:r>
+      <w:r>
+        <w:rPr>
+          <w:b w:val="0"/>
+          <w:color w:val="4A4A49"/>
+          <w:sz w:val="22"/>
+        </w:rPr>
+        <w:t xml:space="preserve"> que el equipo va a ajustar con lo que oyó en la retroalimentación, y </w:t>
+      </w:r>
+      <w:r>
+        <w:rPr>
+          <w:b/>
+          <w:color w:val="4A4A49"/>
+          <w:sz w:val="22"/>
+        </w:rPr>
+        <w:t>qué lo motivó</w:t>
+      </w:r>
+      <w:r>
+        <w:rPr>
+          <w:b w:val="0"/>
+          <w:color w:val="4A4A49"/>
+          <w:sz w:val="22"/>
+        </w:rPr>
+        <w:t>: quién lo dijo y qué dijo. Se llena en los últimos minutos de la sesión, no antes.</w:t>
+      </w:r>
+    </w:p>
+    <w:p>
+      <w:r>
+        <w:rPr>
+          <w:b/>
+          <w:color w:val="4A4A49"/>
+          <w:sz w:val="22"/>
+        </w:rPr>
+        <w:t>Respuesta modelo:</w:t>
+      </w:r>
+    </w:p>
+    <w:p>
+      <w:r>
+        <w:rPr>
+          <w:b/>
+          <w:color w:val="4A4A49"/>
+          <w:sz w:val="22"/>
+        </w:rPr>
+        <w:t>Lo que el equipo escribió al cerrar:</w:t>
+      </w:r>
+    </w:p>
+    <w:p>
+      <w:pPr>
+        <w:ind w:left="432"/>
+        <w:shd w:val="clear" w:fill="F7F7F8"/>
+      </w:pPr>
+      <w:r>
+        <w:rPr>
+          <w:b/>
+          <w:i/>
+          <w:color w:val="4A4A49"/>
+          <w:sz w:val="21"/>
+        </w:rPr>
+        <w:t>1.</w:t>
+      </w:r>
+      <w:r>
+        <w:rPr>
+          <w:b w:val="0"/>
+          <w:i/>
+          <w:color w:val="4A4A49"/>
+          <w:sz w:val="21"/>
+        </w:rPr>
+        <w:t xml:space="preserve"> Cambiar el mensaje de «no encontrado» por «No encontramos «X» en la lista. Puede haber otros libros en el estante — pregunte en el mostrador». Lo motivó el equipo 3, que dijo que la duda real de la persona no es si el libro existe sino si vale la pena caminar.</w:t>
+      </w:r>
+    </w:p>
+    <w:p>
+      <w:pPr>
+        <w:ind w:left="432"/>
+        <w:shd w:val="clear" w:fill="F7F7F8"/>
+      </w:pPr>
+    </w:p>
+    <w:p>
+      <w:pPr>
+        <w:ind w:left="432"/>
+        <w:shd w:val="clear" w:fill="F7F7F8"/>
+      </w:pPr>
+      <w:r>
+        <w:rPr>
+          <w:b/>
+          <w:i/>
+          <w:color w:val="4A4A49"/>
+          <w:sz w:val="21"/>
+        </w:rPr>
+        <w:t>2.</w:t>
+      </w:r>
+      <w:r>
+        <w:rPr>
+          <w:b w:val="0"/>
+          <w:i/>
+          <w:color w:val="4A4A49"/>
+          <w:sz w:val="21"/>
+        </w:rPr>
+        <w:t xml:space="preserve"> Poner la fecha de la última actualización visible en la pantalla de resultados. Lo motivó la profesora, que preguntó cómo sabe alguien si la lista está al día; no se nos había ocurrido y es una línea de texto.</w:t>
+      </w:r>
+    </w:p>
+    <w:p>
+      <w:r>
+        <w:rPr>
+          <w:b/>
+          <w:color w:val="4A4A49"/>
+          <w:sz w:val="22"/>
+        </w:rPr>
+        <w:t>Por qué este plan está bien hecho:</w:t>
+      </w:r>
+      <w:r>
+        <w:rPr>
+          <w:b w:val="0"/>
+          <w:color w:val="4A4A49"/>
+          <w:sz w:val="22"/>
+        </w:rPr>
+        <w:t xml:space="preserve"> las dos cosas salen de algo que se </w:t>
+      </w:r>
+      <w:r>
+        <w:rPr>
+          <w:b/>
+          <w:color w:val="4A4A49"/>
+          <w:sz w:val="22"/>
+        </w:rPr>
+        <w:t>oyó</w:t>
+      </w:r>
+      <w:r>
+        <w:rPr>
+          <w:b w:val="0"/>
+          <w:color w:val="4A4A49"/>
+          <w:sz w:val="22"/>
+        </w:rPr>
+        <w:t xml:space="preserve">, cada una dice </w:t>
+      </w:r>
+      <w:r>
+        <w:rPr>
+          <w:b/>
+          <w:color w:val="4A4A49"/>
+          <w:sz w:val="22"/>
+        </w:rPr>
+        <w:t>quién lo dijo</w:t>
+      </w:r>
+      <w:r>
+        <w:rPr>
+          <w:b w:val="0"/>
+          <w:color w:val="4A4A49"/>
+          <w:sz w:val="22"/>
+        </w:rPr>
+        <w:t>, y las dos son pequeñas y verificables en la sesión 14. Un plan que repite lo que el equipo ya traía en «qué arreglamos» no usó la retroalimentación, y ahí es donde se descuenta.</w:t>
+      </w:r>
+    </w:p>
+    <w:p>
+      <w:r>
+        <w:rPr>
+          <w:b/>
+          <w:color w:val="4A4A49"/>
+          <w:sz w:val="22"/>
+        </w:rPr>
+        <w:t>Cómo calificar:</w:t>
+      </w:r>
+      <w:r>
+        <w:rPr>
+          <w:b w:val="0"/>
+          <w:color w:val="4A4A49"/>
+          <w:sz w:val="22"/>
+        </w:rPr>
+        <w:t xml:space="preserve"> 10 pts. Dos cosas ajustables y verificables (4), cada una con el origen de lo que se oyó —quién y qué dijo— (4), y que no sean una copia de la lista de «qué arreglamos» (2). Un equipo que escribe «mejorar el diseño» vale 2: no es verificable en la sesión 14.</w:t>
+      </w:r>
+    </w:p>
+    <w:p>
+      <w:pPr>
+        <w:spacing w:before="200" w:after="60"/>
+      </w:pPr>
+      <w:r>
+        <w:rPr>
+          <w:b/>
+          <w:color w:val="1A1C1D"/>
+          <w:sz w:val="32"/>
+        </w:rPr>
         <w:t>Rúbrica del taller</w:t>
       </w:r>
     </w:p>

--- a/Introduccion a la Ingenieria/Kit docente/Clase 12/Solucion Taller Clase 12 - Ficha de avance y plan de ajustes.docx
+++ b/Introduccion a la Ingenieria/Kit docente/Clase 12/Solucion Taller Clase 12 - Ficha de avance y plan de ajustes.docx
@@ -1215,7 +1215,7 @@
           <w:color w:val="4A4A49"/>
           <w:sz w:val="22"/>
         </w:rPr>
-        <w:t xml:space="preserve"> Lo que se arregla antes de la sesión 14, y </w:t>
+        <w:t xml:space="preserve"> Lo que se arregla antes de la Clase 14, y </w:t>
       </w:r>
       <w:r>
         <w:rPr>
@@ -1251,7 +1251,7 @@
           <w:color w:val="4A4A49"/>
           <w:sz w:val="22"/>
         </w:rPr>
-        <w:t>Se arregla antes de la sesión 14:</w:t>
+        <w:t>Se arregla antes de la Clase 14:</w:t>
       </w:r>
     </w:p>
     <w:p>
@@ -2013,7 +2013,7 @@
           <w:color w:val="4A4A49"/>
           <w:sz w:val="22"/>
         </w:rPr>
-        <w:t>, y las dos son pequeñas y verificables en la sesión 14. Un plan que repite lo que el equipo ya traía en «qué arreglamos» no usó la retroalimentación, y ahí es donde se descuenta.</w:t>
+        <w:t>, y las dos son pequeñas y verificables en la Clase 14. Un plan que repite lo que el equipo ya traía en «qué arreglamos» no usó la retroalimentación, y ahí es donde se descuenta.</w:t>
       </w:r>
     </w:p>
     <w:p>
@@ -2031,7 +2031,7 @@
           <w:color w:val="4A4A49"/>
           <w:sz w:val="22"/>
         </w:rPr>
-        <w:t xml:space="preserve"> 10 pts. Dos cosas ajustables y verificables (4), cada una con el origen de lo que se oyó —quién y qué dijo— (4), y que no sean una copia de la lista de «qué arreglamos» (2). Un equipo que escribe «mejorar el diseño» vale 2: no es verificable en la sesión 14.</w:t>
+        <w:t xml:space="preserve"> 10 pts. Dos cosas ajustables y verificables (4), cada una con el origen de lo que se oyó —quién y qué dijo— (4), y que no sean una copia de la lista de «qué arreglamos» (2). Un equipo que escribe «mejorar el diseño» vale 2: no es verificable en la Clase 14.</w:t>
       </w:r>
     </w:p>
     <w:p>
@@ -2450,7 +2450,7 @@
           <w:color w:val="4A4A49"/>
           <w:sz w:val="22"/>
         </w:rPr>
-        <w:t>antes de la sesión 13</w:t>
+        <w:t>antes de la Clase 13</w:t>
       </w:r>
       <w:r>
         <w:rPr>
@@ -2649,7 +2649,7 @@
           <w:color w:val="4A4A49"/>
           <w:sz w:val="22"/>
         </w:rPr>
-        <w:t>«Vamos a arreglar todo antes de la sesión 14»</w:t>
+        <w:t>«Vamos a arreglar todo antes de la Clase 14»</w:t>
       </w:r>
       <w:r>
         <w:rPr>
@@ -2717,7 +2717,7 @@
           <w:color w:val="4A4A49"/>
           <w:sz w:val="22"/>
         </w:rPr>
-        <w:t xml:space="preserve"> con lo que oyó: dos minutos, y el compromiso queda por escrito y verificable en la sesión 14. Después, la idea de la sesión, dicha completa: </w:t>
+        <w:t xml:space="preserve"> con lo que oyó: dos minutos, y el compromiso queda por escrito y verificable en la Clase 14. Después, la idea de la sesión, dicha completa: </w:t>
       </w:r>
       <w:r>
         <w:rPr>
@@ -2741,7 +2741,7 @@
           <w:color w:val="4A4A49"/>
           <w:sz w:val="22"/>
         </w:rPr>
-        <w:t>la retroalimentación de hoy fue gratis; la de la sesión 15 vale el 15 % del curso.</w:t>
+        <w:t>la retroalimentación de hoy fue gratis; la de la Clase 15 vale el 15 % del curso.</w:t>
       </w:r>
       <w:r>
         <w:rPr>
@@ -2749,7 +2749,7 @@
           <w:color w:val="4A4A49"/>
           <w:sz w:val="22"/>
         </w:rPr>
-        <w:t xml:space="preserve"> Anuncie la sesión 13 —el impacto social y ambiental, donde vuelve el listado de actores no usuarios de la sesión 3— y recuerde que el prototipo ajustado se necesita para la sesión 14, no para la 15.</w:t>
+        <w:t xml:space="preserve"> Anuncie la Clase 13 —el impacto social y ambiental, donde vuelve el listado de actores no usuarios de la sesión 3— y recuerde que el prototipo ajustado se necesita para la Clase 14, no para la 15.</w:t>
       </w:r>
     </w:p>
     <w:p>
@@ -2876,7 +2876,7 @@
           <w:color w:val="4A4A49"/>
           <w:sz w:val="22"/>
         </w:rPr>
-        <w:t>sesión 13</w:t>
+        <w:t>Clase 13</w:t>
       </w:r>
       <w:r>
         <w:rPr>
@@ -2892,7 +2892,7 @@
           <w:color w:val="4A4A49"/>
           <w:sz w:val="22"/>
         </w:rPr>
-        <w:t>sesión 14</w:t>
+        <w:t>Clase 14</w:t>
       </w:r>
       <w:r>
         <w:rPr>
@@ -2908,7 +2908,7 @@
           <w:color w:val="4A4A49"/>
           <w:sz w:val="22"/>
         </w:rPr>
-        <w:t>informe final de la sesión 16</w:t>
+        <w:t>informe final de la Clase 16</w:t>
       </w:r>
       <w:r>
         <w:rPr>
